--- a/docs/user-guides/linux/02-AddAndManagePlantsInOrchidApp-LinuxPi.docx
+++ b/docs/user-guides/linux/02-AddAndManagePlantsInOrchidApp-LinuxPi.docx
@@ -9,7 +9,7 @@
       <w:r>
         <w:rPr>
           <w:b/>
-          <w:color w:val="1F4E79"/>
+          <w:color w:val="000000"/>
           <w:sz w:val="36"/>
         </w:rPr>
         <w:t>OrchidApp</w:t>
@@ -22,7 +22,7 @@
       <w:r>
         <w:rPr>
           <w:b/>
-          <w:color w:val="1F4E79"/>
+          <w:color w:val="000000"/>
           <w:sz w:val="48"/>
         </w:rPr>
         <w:t>Add and Manage Plants in OrchidApp</w:t>
@@ -34,6 +34,9 @@
         <w:jc w:val="center"/>
       </w:pPr>
       <w:r>
+        <w:rPr>
+          <w:color w:val="000000"/>
+        </w:rPr>
         <w:t>User guide for creating plant records and using the Plant Details page</w:t>
       </w:r>
     </w:p>
@@ -42,6 +45,9 @@
         <w:jc w:val="center"/>
       </w:pPr>
       <w:r>
+        <w:rPr>
+          <w:color w:val="000000"/>
+        </w:rPr>
         <w:t>Applies to: Raspberry Pi / Linux</w:t>
       </w:r>
     </w:p>
@@ -51,7 +57,7 @@
       </w:pPr>
       <w:r>
         <w:rPr>
-          <w:color w:val="595959"/>
+          <w:color w:val="000000"/>
         </w:rPr>
         <w:t>User guide</w:t>
       </w:r>
@@ -67,6 +73,10 @@
         <w:pStyle w:val="Heading1"/>
       </w:pPr>
       <w:r>
+        <w:rPr>
+          <w:color w:val="000000"/>
+          <w:u w:val="none"/>
+        </w:rPr>
         <w:t>Purpose</w:t>
       </w:r>
     </w:p>
@@ -160,6 +170,10 @@
         <w:pStyle w:val="Heading1"/>
       </w:pPr>
       <w:r>
+        <w:rPr>
+          <w:color w:val="000000"/>
+          <w:u w:val="none"/>
+        </w:rPr>
         <w:t>Before you start</w:t>
       </w:r>
     </w:p>
@@ -181,7 +195,7 @@
         <w:pStyle w:val="ListBullet"/>
       </w:pPr>
       <w:r>
-        <w:t>add the species / hybrid before adding the plant</w:t>
+        <w:t>add the species / hybrid, or use the genus’s unidentified entry</w:t>
       </w:r>
     </w:p>
     <w:p>
@@ -224,6 +238,10 @@
         <w:pStyle w:val="Heading1"/>
       </w:pPr>
       <w:r>
+        <w:rPr>
+          <w:color w:val="000000"/>
+          <w:u w:val="none"/>
+        </w:rPr>
         <w:t>Typical workflow</w:t>
       </w:r>
     </w:p>
@@ -296,6 +314,10 @@
         <w:pStyle w:val="Heading1"/>
       </w:pPr>
       <w:r>
+        <w:rPr>
+          <w:color w:val="000000"/>
+          <w:u w:val="none"/>
+        </w:rPr>
         <w:lastRenderedPageBreak/>
         <w:t>Quick reference: Plant Details actions</w:t>
       </w:r>
@@ -540,7 +562,7 @@
           </w:tcPr>
           <w:p>
             <w:r>
-              <w:t>The parent becomes ended/read-only. Child plants receive new permanent Plant Tags.</w:t>
+              <w:t>The parent is ended and new care actions are restricted. Children receive new permanent Plant Tags.</w:t>
             </w:r>
           </w:p>
         </w:tc>
@@ -625,6 +647,10 @@
         <w:pStyle w:val="Heading1"/>
       </w:pPr>
       <w:r>
+        <w:rPr>
+          <w:color w:val="000000"/>
+          <w:u w:val="none"/>
+        </w:rPr>
         <w:t>1. Open Plants</w:t>
       </w:r>
     </w:p>
@@ -711,6 +737,10 @@
         <w:pStyle w:val="Heading1"/>
       </w:pPr>
       <w:r>
+        <w:rPr>
+          <w:color w:val="000000"/>
+          <w:u w:val="none"/>
+        </w:rPr>
         <w:lastRenderedPageBreak/>
         <w:t>2. Add a plant</w:t>
       </w:r>
@@ -720,6 +750,10 @@
         <w:pStyle w:val="Heading2"/>
       </w:pPr>
       <w:r>
+        <w:rPr>
+          <w:color w:val="000000"/>
+          <w:u w:val="none"/>
+        </w:rPr>
         <w:t>Select the species / hybrid</w:t>
       </w:r>
     </w:p>
@@ -783,6 +817,10 @@
         <w:pStyle w:val="Heading2"/>
       </w:pPr>
       <w:r>
+        <w:rPr>
+          <w:color w:val="000000"/>
+          <w:u w:val="none"/>
+        </w:rPr>
         <w:t>Enter plant details</w:t>
       </w:r>
     </w:p>
@@ -895,6 +933,10 @@
         <w:pStyle w:val="Heading1"/>
       </w:pPr>
       <w:r>
+        <w:rPr>
+          <w:color w:val="000000"/>
+          <w:u w:val="none"/>
+        </w:rPr>
         <w:t>3. Save the plant and note the Plant Tag</w:t>
       </w:r>
     </w:p>
@@ -980,6 +1022,10 @@
         <w:pStyle w:val="Heading1"/>
       </w:pPr>
       <w:r>
+        <w:rPr>
+          <w:color w:val="000000"/>
+          <w:u w:val="none"/>
+        </w:rPr>
         <w:lastRenderedPageBreak/>
         <w:t>4. Understand the Plant Details page</w:t>
       </w:r>
@@ -1146,6 +1192,10 @@
         <w:pStyle w:val="Heading1"/>
       </w:pPr>
       <w:r>
+        <w:rPr>
+          <w:color w:val="000000"/>
+          <w:u w:val="none"/>
+        </w:rPr>
         <w:t>5. Add an observation</w:t>
       </w:r>
     </w:p>
@@ -1342,6 +1392,10 @@
         <w:pStyle w:val="Heading1"/>
       </w:pPr>
       <w:r>
+        <w:rPr>
+          <w:color w:val="000000"/>
+          <w:u w:val="none"/>
+        </w:rPr>
         <w:t>6. Add a photo observation</w:t>
       </w:r>
     </w:p>
@@ -1500,6 +1554,10 @@
         <w:pStyle w:val="Heading1"/>
       </w:pPr>
       <w:r>
+        <w:rPr>
+          <w:color w:val="000000"/>
+          <w:u w:val="none"/>
+        </w:rPr>
         <w:t>7. Use the Photos page</w:t>
       </w:r>
     </w:p>
@@ -1618,6 +1676,10 @@
         <w:pStyle w:val="Heading1"/>
       </w:pPr>
       <w:r>
+        <w:rPr>
+          <w:color w:val="000000"/>
+          <w:u w:val="none"/>
+        </w:rPr>
         <w:t>8. Upload more photos and set the main image</w:t>
       </w:r>
     </w:p>
@@ -1755,6 +1817,10 @@
         <w:pStyle w:val="Heading1"/>
       </w:pPr>
       <w:r>
+        <w:rPr>
+          <w:color w:val="000000"/>
+          <w:u w:val="none"/>
+        </w:rPr>
         <w:lastRenderedPageBreak/>
         <w:t>9. Move a plant</w:t>
       </w:r>
@@ -1852,6 +1918,10 @@
         <w:pStyle w:val="Heading1"/>
       </w:pPr>
       <w:r>
+        <w:rPr>
+          <w:color w:val="000000"/>
+          <w:u w:val="none"/>
+        </w:rPr>
         <w:t>10. Add flowering</w:t>
       </w:r>
     </w:p>
@@ -2013,6 +2083,10 @@
         <w:pStyle w:val="Heading1"/>
       </w:pPr>
       <w:r>
+        <w:rPr>
+          <w:color w:val="000000"/>
+          <w:u w:val="none"/>
+        </w:rPr>
         <w:t>11. Edit flowering when it ends</w:t>
       </w:r>
     </w:p>
@@ -2135,6 +2209,10 @@
         <w:pStyle w:val="Heading1"/>
       </w:pPr>
       <w:r>
+        <w:rPr>
+          <w:color w:val="000000"/>
+          <w:u w:val="none"/>
+        </w:rPr>
         <w:t>12. Add repotting</w:t>
       </w:r>
     </w:p>
@@ -2282,6 +2360,10 @@
         <w:pStyle w:val="Heading1"/>
       </w:pPr>
       <w:r>
+        <w:rPr>
+          <w:color w:val="000000"/>
+          <w:u w:val="none"/>
+        </w:rPr>
         <w:t>13. Edit or remove history events</w:t>
       </w:r>
     </w:p>
@@ -2383,6 +2465,10 @@
         <w:pStyle w:val="Heading1"/>
       </w:pPr>
       <w:r>
+        <w:rPr>
+          <w:color w:val="000000"/>
+          <w:u w:val="none"/>
+        </w:rPr>
         <w:t>14. Split or propagate a plant</w:t>
       </w:r>
     </w:p>
@@ -2401,6 +2487,10 @@
         <w:pStyle w:val="Heading2"/>
       </w:pPr>
       <w:r>
+        <w:rPr>
+          <w:color w:val="000000"/>
+          <w:u w:val="none"/>
+        </w:rPr>
         <w:t>Split plant</w:t>
       </w:r>
     </w:p>
@@ -2420,7 +2510,7 @@
     </w:p>
     <w:p>
       <w:r>
-        <w:t>The original plant becomes ended/read-only.</w:t>
+        <w:t>The original plant is ended; new care actions are restricted.</w:t>
       </w:r>
     </w:p>
     <w:p>
@@ -2433,6 +2523,10 @@
         <w:pStyle w:val="Heading2"/>
       </w:pPr>
       <w:r>
+        <w:rPr>
+          <w:color w:val="000000"/>
+          <w:u w:val="none"/>
+        </w:rPr>
         <w:t>Propagate plant</w:t>
       </w:r>
     </w:p>
@@ -2534,6 +2628,10 @@
         <w:pStyle w:val="Heading1"/>
       </w:pPr>
       <w:r>
+        <w:rPr>
+          <w:color w:val="000000"/>
+          <w:u w:val="none"/>
+        </w:rPr>
         <w:lastRenderedPageBreak/>
         <w:t>15. Split a plant</w:t>
       </w:r>
@@ -2648,6 +2746,10 @@
         <w:pStyle w:val="Heading1"/>
       </w:pPr>
       <w:r>
+        <w:rPr>
+          <w:color w:val="000000"/>
+          <w:u w:val="none"/>
+        </w:rPr>
         <w:t>16. After a split</w:t>
       </w:r>
     </w:p>
@@ -2658,7 +2760,7 @@
     </w:p>
     <w:p>
       <w:r>
-        <w:t>The original plant becomes ended and read-only.</w:t>
+        <w:t>The original plant is ended; its history remains available and new care actions are restricted.</w:t>
       </w:r>
     </w:p>
     <w:p>
@@ -2762,6 +2864,10 @@
         <w:pStyle w:val="Heading1"/>
       </w:pPr>
       <w:r>
+        <w:rPr>
+          <w:color w:val="000000"/>
+          <w:u w:val="none"/>
+        </w:rPr>
         <w:t>17. View plant heritage</w:t>
       </w:r>
     </w:p>
@@ -2885,6 +2991,10 @@
         <w:pStyle w:val="Heading1"/>
       </w:pPr>
       <w:r>
+        <w:rPr>
+          <w:color w:val="000000"/>
+          <w:u w:val="none"/>
+        </w:rPr>
         <w:t>Plant management checklist</w:t>
       </w:r>
     </w:p>
@@ -3019,6 +3129,10 @@
         <w:pStyle w:val="Heading1"/>
       </w:pPr>
       <w:r>
+        <w:rPr>
+          <w:color w:val="000000"/>
+          <w:u w:val="none"/>
+        </w:rPr>
         <w:t>Common mistakes to avoid</w:t>
       </w:r>
     </w:p>
@@ -3060,6 +3174,10 @@
         <w:pStyle w:val="Heading1"/>
       </w:pPr>
       <w:r>
+        <w:rPr>
+          <w:color w:val="000000"/>
+          <w:u w:val="none"/>
+        </w:rPr>
         <w:t>Getting support</w:t>
       </w:r>
     </w:p>
@@ -3123,6 +3241,10 @@
         <w:pStyle w:val="Heading1"/>
       </w:pPr>
       <w:r>
+        <w:rPr>
+          <w:color w:val="000000"/>
+          <w:u w:val="none"/>
+        </w:rPr>
         <w:t>Guide complete</w:t>
       </w:r>
     </w:p>
@@ -3914,7 +4036,7 @@
       <w:rFonts w:asciiTheme="majorHAnsi" w:eastAsiaTheme="majorEastAsia" w:hAnsiTheme="majorHAnsi" w:cstheme="majorBidi"/>
       <w:b/>
       <w:bCs/>
-      <w:color w:val="1F4E79"/>
+      <w:color w:val="000000"/>
       <w:sz w:val="32"/>
       <w:szCs w:val="28"/>
     </w:rPr>
@@ -3938,7 +4060,7 @@
       <w:rFonts w:asciiTheme="majorHAnsi" w:eastAsiaTheme="majorEastAsia" w:hAnsiTheme="majorHAnsi" w:cstheme="majorBidi"/>
       <w:b/>
       <w:bCs/>
-      <w:color w:val="1F4E79"/>
+      <w:color w:val="000000"/>
       <w:sz w:val="26"/>
       <w:szCs w:val="26"/>
     </w:rPr>
@@ -3962,7 +4084,7 @@
       <w:rFonts w:asciiTheme="majorHAnsi" w:eastAsiaTheme="majorEastAsia" w:hAnsiTheme="majorHAnsi" w:cstheme="majorBidi"/>
       <w:b/>
       <w:bCs/>
-      <w:color w:val="1F4E79"/>
+      <w:color w:val="000000"/>
       <w:sz w:val="23"/>
     </w:rPr>
   </w:style>
@@ -3988,7 +4110,7 @@
       <w:bCs/>
       <w:i/>
       <w:iCs/>
-      <w:color w:val="4F81BD" w:themeColor="accent1"/>
+      <w:color w:val="000000"/>
     </w:rPr>
   </w:style>
   <w:style w:type="paragraph" w:styleId="Heading5">
@@ -4009,7 +4131,7 @@
     </w:pPr>
     <w:rPr>
       <w:rFonts w:asciiTheme="majorHAnsi" w:eastAsiaTheme="majorEastAsia" w:hAnsiTheme="majorHAnsi" w:cstheme="majorBidi"/>
-      <w:color w:val="243F60" w:themeColor="accent1" w:themeShade="7F"/>
+      <w:color w:val="000000"/>
     </w:rPr>
   </w:style>
   <w:style w:type="paragraph" w:styleId="Heading6">
@@ -4032,7 +4154,7 @@
       <w:rFonts w:asciiTheme="majorHAnsi" w:eastAsiaTheme="majorEastAsia" w:hAnsiTheme="majorHAnsi" w:cstheme="majorBidi"/>
       <w:i/>
       <w:iCs/>
-      <w:color w:val="243F60" w:themeColor="accent1" w:themeShade="7F"/>
+      <w:color w:val="000000"/>
     </w:rPr>
   </w:style>
   <w:style w:type="paragraph" w:styleId="Heading7">
@@ -4055,7 +4177,7 @@
       <w:rFonts w:asciiTheme="majorHAnsi" w:eastAsiaTheme="majorEastAsia" w:hAnsiTheme="majorHAnsi" w:cstheme="majorBidi"/>
       <w:i/>
       <w:iCs/>
-      <w:color w:val="404040" w:themeColor="text1" w:themeTint="BF"/>
+      <w:color w:val="000000"/>
     </w:rPr>
   </w:style>
   <w:style w:type="paragraph" w:styleId="Heading8">
@@ -4076,7 +4198,7 @@
     </w:pPr>
     <w:rPr>
       <w:rFonts w:asciiTheme="majorHAnsi" w:eastAsiaTheme="majorEastAsia" w:hAnsiTheme="majorHAnsi" w:cstheme="majorBidi"/>
-      <w:color w:val="4F81BD" w:themeColor="accent1"/>
+      <w:color w:val="000000"/>
       <w:sz w:val="20"/>
       <w:szCs w:val="20"/>
     </w:rPr>
@@ -4101,7 +4223,7 @@
       <w:rFonts w:asciiTheme="majorHAnsi" w:eastAsiaTheme="majorEastAsia" w:hAnsiTheme="majorHAnsi" w:cstheme="majorBidi"/>
       <w:i/>
       <w:iCs/>
-      <w:color w:val="404040" w:themeColor="text1" w:themeTint="BF"/>
+      <w:color w:val="000000"/>
       <w:sz w:val="20"/>
       <w:szCs w:val="20"/>
     </w:rPr>
@@ -4196,7 +4318,7 @@
       <w:rFonts w:asciiTheme="majorHAnsi" w:eastAsiaTheme="majorEastAsia" w:hAnsiTheme="majorHAnsi" w:cstheme="majorBidi"/>
       <w:b/>
       <w:bCs/>
-      <w:color w:val="365F91" w:themeColor="accent1" w:themeShade="BF"/>
+      <w:color w:val="000000"/>
       <w:sz w:val="28"/>
       <w:szCs w:val="28"/>
     </w:rPr>
@@ -4211,7 +4333,7 @@
       <w:rFonts w:asciiTheme="majorHAnsi" w:eastAsiaTheme="majorEastAsia" w:hAnsiTheme="majorHAnsi" w:cstheme="majorBidi"/>
       <w:b/>
       <w:bCs/>
-      <w:color w:val="4F81BD" w:themeColor="accent1"/>
+      <w:color w:val="000000"/>
       <w:sz w:val="26"/>
       <w:szCs w:val="26"/>
     </w:rPr>
@@ -4226,7 +4348,7 @@
       <w:rFonts w:asciiTheme="majorHAnsi" w:eastAsiaTheme="majorEastAsia" w:hAnsiTheme="majorHAnsi" w:cstheme="majorBidi"/>
       <w:b/>
       <w:bCs/>
-      <w:color w:val="4F81BD" w:themeColor="accent1"/>
+      <w:color w:val="000000"/>
     </w:rPr>
   </w:style>
   <w:style w:type="paragraph" w:styleId="Title">
@@ -4238,15 +4360,12 @@
     <w:qFormat/>
     <w:rsid w:val="00FC693F"/>
     <w:pPr>
-      <w:pBdr>
-        <w:bottom w:val="single" w:sz="8" w:space="4" w:color="4F81BD" w:themeColor="accent1"/>
-      </w:pBdr>
       <w:spacing w:after="300" w:line="240" w:lineRule="auto"/>
       <w:contextualSpacing/>
     </w:pPr>
     <w:rPr>
       <w:rFonts w:asciiTheme="majorHAnsi" w:eastAsiaTheme="majorEastAsia" w:hAnsiTheme="majorHAnsi" w:cstheme="majorBidi"/>
-      <w:color w:val="17365D" w:themeColor="text2" w:themeShade="BF"/>
+      <w:color w:val="000000"/>
       <w:spacing w:val="5"/>
       <w:kern w:val="28"/>
       <w:sz w:val="52"/>
@@ -4285,7 +4404,7 @@
       <w:rFonts w:asciiTheme="majorHAnsi" w:eastAsiaTheme="majorEastAsia" w:hAnsiTheme="majorHAnsi" w:cstheme="majorBidi"/>
       <w:i/>
       <w:iCs/>
-      <w:color w:val="4F81BD" w:themeColor="accent1"/>
+      <w:color w:val="000000"/>
       <w:spacing w:val="15"/>
       <w:sz w:val="24"/>
       <w:szCs w:val="24"/>
@@ -4592,7 +4711,7 @@
       <w:bCs/>
       <w:i/>
       <w:iCs/>
-      <w:color w:val="4F81BD" w:themeColor="accent1"/>
+      <w:color w:val="000000"/>
     </w:rPr>
   </w:style>
   <w:style w:type="character" w:customStyle="1" w:styleId="Heading5Char">
@@ -4604,7 +4723,7 @@
     <w:rsid w:val="00FC693F"/>
     <w:rPr>
       <w:rFonts w:asciiTheme="majorHAnsi" w:eastAsiaTheme="majorEastAsia" w:hAnsiTheme="majorHAnsi" w:cstheme="majorBidi"/>
-      <w:color w:val="243F60" w:themeColor="accent1" w:themeShade="7F"/>
+      <w:color w:val="000000"/>
     </w:rPr>
   </w:style>
   <w:style w:type="character" w:customStyle="1" w:styleId="Heading6Char">
@@ -4618,7 +4737,7 @@
       <w:rFonts w:asciiTheme="majorHAnsi" w:eastAsiaTheme="majorEastAsia" w:hAnsiTheme="majorHAnsi" w:cstheme="majorBidi"/>
       <w:i/>
       <w:iCs/>
-      <w:color w:val="243F60" w:themeColor="accent1" w:themeShade="7F"/>
+      <w:color w:val="000000"/>
     </w:rPr>
   </w:style>
   <w:style w:type="character" w:customStyle="1" w:styleId="Heading7Char">
@@ -4632,7 +4751,7 @@
       <w:rFonts w:asciiTheme="majorHAnsi" w:eastAsiaTheme="majorEastAsia" w:hAnsiTheme="majorHAnsi" w:cstheme="majorBidi"/>
       <w:i/>
       <w:iCs/>
-      <w:color w:val="404040" w:themeColor="text1" w:themeTint="BF"/>
+      <w:color w:val="000000"/>
     </w:rPr>
   </w:style>
   <w:style w:type="character" w:customStyle="1" w:styleId="Heading8Char">
@@ -4644,7 +4763,7 @@
     <w:rsid w:val="00FC693F"/>
     <w:rPr>
       <w:rFonts w:asciiTheme="majorHAnsi" w:eastAsiaTheme="majorEastAsia" w:hAnsiTheme="majorHAnsi" w:cstheme="majorBidi"/>
-      <w:color w:val="4F81BD" w:themeColor="accent1"/>
+      <w:color w:val="000000"/>
       <w:sz w:val="20"/>
       <w:szCs w:val="20"/>
     </w:rPr>
@@ -4660,7 +4779,7 @@
       <w:rFonts w:asciiTheme="majorHAnsi" w:eastAsiaTheme="majorEastAsia" w:hAnsiTheme="majorHAnsi" w:cstheme="majorBidi"/>
       <w:i/>
       <w:iCs/>
-      <w:color w:val="404040" w:themeColor="text1" w:themeTint="BF"/>
+      <w:color w:val="000000"/>
       <w:sz w:val="20"/>
       <w:szCs w:val="20"/>
     </w:rPr>

--- a/docs/user-guides/linux/02-AddAndManagePlantsInOrchidApp-LinuxPi.docx
+++ b/docs/user-guides/linux/02-AddAndManagePlantsInOrchidApp-LinuxPi.docx
@@ -562,7 +562,7 @@
           </w:tcPr>
           <w:p>
             <w:r>
-              <w:t>The parent is ended and new care actions are restricted. Children receive new permanent Plant Tags.</w:t>
+              <w:t>Ended plants are read-only: details, events and photos cannot be changed. History remains viewable. Children receive new permanent Plant Tags.</w:t>
             </w:r>
           </w:p>
         </w:tc>
@@ -2510,7 +2510,7 @@
     </w:p>
     <w:p>
       <w:r>
-        <w:t>The original plant is ended; new care actions are restricted.</w:t>
+        <w:t>The original plant becomes read-only. Its history and photos remain viewable.</w:t>
       </w:r>
     </w:p>
     <w:p>
@@ -2760,7 +2760,7 @@
     </w:p>
     <w:p>
       <w:r>
-        <w:t>The original plant is ended; its history remains available and new care actions are restricted.</w:t>
+        <w:t>Ended plants cannot be edited or reactivated. Their history and photos remain viewable.</w:t>
       </w:r>
     </w:p>
     <w:p>

--- a/docs/user-guides/linux/02-AddAndManagePlantsInOrchidApp-LinuxPi.docx
+++ b/docs/user-guides/linux/02-AddAndManagePlantsInOrchidApp-LinuxPi.docx
@@ -2510,7 +2510,7 @@
     </w:p>
     <w:p>
       <w:r>
-        <w:t>The original plant becomes read-only. Its history and photos remain viewable.</w:t>
+        <w:t>Ended plants stay read-only. After a failed save, refresh history before retrying.</w:t>
       </w:r>
     </w:p>
     <w:p>

--- a/docs/user-guides/linux/02-AddAndManagePlantsInOrchidApp-LinuxPi.docx
+++ b/docs/user-guides/linux/02-AddAndManagePlantsInOrchidApp-LinuxPi.docx
@@ -1176,7 +1176,7 @@
         <w:pStyle w:val="ListBullet"/>
       </w:pPr>
       <w:r>
-        <w:t>History cards show observations, moves, flowering and repotting in date order.</w:t>
+        <w:t>History is newest first; exact ties use flowering, move, observation, repotting.</w:t>
       </w:r>
     </w:p>
     <w:p>

--- a/docs/user-guides/linux/02-AddAndManagePlantsInOrchidApp-LinuxPi.docx
+++ b/docs/user-guides/linux/02-AddAndManagePlantsInOrchidApp-LinuxPi.docx
@@ -1401,7 +1401,7 @@
     </w:p>
     <w:p>
       <w:r>
-        <w:t>Photos are added through observations.</w:t>
+        <w:t>New photos are rotated upright; GPS and camera metadata are removed by default.</w:t>
       </w:r>
     </w:p>
     <w:p>
@@ -1685,7 +1685,7 @@
     </w:p>
     <w:p>
       <w:r>
-        <w:t>On the Photos page, you can upload more than one image at a time.</w:t>
+        <w:t>Upload several photos together. If one fails, the whole batch is cancelled.</w:t>
       </w:r>
     </w:p>
     <w:p>
@@ -2510,7 +2510,7 @@
     </w:p>
     <w:p>
       <w:r>
-        <w:t>Ended plants stay read-only. After a failed save, refresh history before retrying.</w:t>
+        <w:t>Ended plants stay read-only. Keep reported photo recovery files and contact support.</w:t>
       </w:r>
     </w:p>
     <w:p>
